--- a/C_codespace/2 kurs/3-rd senester/programming languages/laboratory work/8-th lab/Vlad/Отчёт 8 лаба.docx
+++ b/C_codespace/2 kurs/3-rd senester/programming languages/laboratory work/8-th lab/Vlad/Отчёт 8 лаба.docx
@@ -1039,11 +1039,10 @@
         <w:rPr>
           <w:noProof/>
         </w:rPr>
-        <w:lastRenderedPageBreak/>
         <w:drawing>
-          <wp:inline distT="0" distB="0" distL="0" distR="0" wp14:anchorId="049AF048" wp14:editId="567A0D98">
-            <wp:extent cx="6438267" cy="7612083"/>
-            <wp:effectExtent l="0" t="0" r="635" b="8255"/>
+          <wp:inline distT="0" distB="0" distL="0" distR="0" wp14:anchorId="049AF048" wp14:editId="5524DDF7">
+            <wp:extent cx="6581920" cy="7781925"/>
+            <wp:effectExtent l="0" t="0" r="9525" b="0"/>
             <wp:docPr id="450706170" name="Рисунок 1"/>
             <wp:cNvGraphicFramePr>
               <a:graphicFrameLocks xmlns:a="http://schemas.openxmlformats.org/drawingml/2006/main" noChangeAspect="1"/>
@@ -1064,7 +1063,7 @@
                   <pic:spPr>
                     <a:xfrm>
                       <a:off x="0" y="0"/>
-                      <a:ext cx="6481734" cy="7663474"/>
+                      <a:ext cx="6631644" cy="7840715"/>
                     </a:xfrm>
                     <a:prstGeom prst="rect">
                       <a:avLst/>
@@ -1076,6 +1075,12 @@
           </wp:inline>
         </w:drawing>
       </w:r>
+    </w:p>
+    <w:p>
+      <w:pPr>
+        <w:ind w:firstLine="0"/>
+        <w:jc w:val="center"/>
+      </w:pPr>
       <w:r>
         <w:rPr>
           <w:noProof/>
@@ -1129,6 +1134,11 @@
       </w:r>
     </w:p>
     <w:p>
+      <w:pPr>
+        <w:rPr>
+          <w:noProof/>
+        </w:rPr>
+      </w:pPr>
       <w:r>
         <w:t xml:space="preserve">Файл </w:t>
       </w:r>
@@ -1158,21 +1168,26 @@
       <w:r>
         <w:t>:</w:t>
       </w:r>
+      <w:bookmarkStart w:id="2" w:name="_Toc28003444"/>
+      <w:r>
+        <w:rPr>
+          <w:noProof/>
+        </w:rPr>
+        <w:t xml:space="preserve"> </w:t>
+      </w:r>
     </w:p>
     <w:p>
       <w:pPr>
         <w:ind w:firstLine="0"/>
         <w:jc w:val="center"/>
       </w:pPr>
-      <w:bookmarkStart w:id="2" w:name="_Toc28003444"/>
       <w:r>
         <w:rPr>
           <w:noProof/>
         </w:rPr>
-        <w:lastRenderedPageBreak/>
         <w:drawing>
-          <wp:inline distT="0" distB="0" distL="0" distR="0" wp14:anchorId="3A94807A" wp14:editId="6E119605">
-            <wp:extent cx="5715798" cy="9088118"/>
+          <wp:inline distT="0" distB="0" distL="0" distR="0" wp14:anchorId="55453C94" wp14:editId="517C359D">
+            <wp:extent cx="5259718" cy="8362950"/>
             <wp:effectExtent l="0" t="0" r="0" b="0"/>
             <wp:docPr id="592582293" name="Рисунок 1"/>
             <wp:cNvGraphicFramePr>
@@ -1194,7 +1209,7 @@
                   <pic:spPr>
                     <a:xfrm>
                       <a:off x="0" y="0"/>
-                      <a:ext cx="5715798" cy="9088118"/>
+                      <a:ext cx="5270709" cy="8380426"/>
                     </a:xfrm>
                     <a:prstGeom prst="rect">
                       <a:avLst/>
@@ -1206,6 +1221,12 @@
           </wp:inline>
         </w:drawing>
       </w:r>
+    </w:p>
+    <w:p>
+      <w:pPr>
+        <w:ind w:firstLine="0"/>
+        <w:jc w:val="center"/>
+      </w:pPr>
       <w:r>
         <w:rPr>
           <w:noProof/>
@@ -1292,7 +1313,7 @@
     <w:p>
       <w:pPr>
         <w:ind w:firstLine="0"/>
-        <w:jc w:val="left"/>
+        <w:jc w:val="center"/>
       </w:pPr>
       <w:r>
         <w:br w:type="page"/>
@@ -1542,6 +1563,9 @@
         <w:jc w:val="center"/>
       </w:pPr>
       <w:r>
+        <w:rPr>
+          <w:noProof/>
+        </w:rPr>
         <w:drawing>
           <wp:inline distT="0" distB="0" distL="0" distR="0" wp14:anchorId="523314FD" wp14:editId="2CFB7B77">
             <wp:extent cx="6514301" cy="1257300"/>
@@ -1585,6 +1609,9 @@
         <w:jc w:val="center"/>
       </w:pPr>
       <w:r>
+        <w:rPr>
+          <w:noProof/>
+        </w:rPr>
         <w:lastRenderedPageBreak/>
         <w:drawing>
           <wp:inline distT="0" distB="0" distL="0" distR="0" wp14:anchorId="1B005ADC" wp14:editId="77AA638A">
@@ -1634,6 +1661,9 @@
         <w:jc w:val="center"/>
       </w:pPr>
       <w:r>
+        <w:rPr>
+          <w:noProof/>
+        </w:rPr>
         <w:drawing>
           <wp:inline distT="0" distB="0" distL="0" distR="0" wp14:anchorId="47FA92CD" wp14:editId="72DEA154">
             <wp:extent cx="3029373" cy="2819794"/>
@@ -1683,6 +1713,9 @@
         <w:jc w:val="center"/>
       </w:pPr>
       <w:r>
+        <w:rPr>
+          <w:noProof/>
+        </w:rPr>
         <w:drawing>
           <wp:inline distT="0" distB="0" distL="0" distR="0" wp14:anchorId="57638C0A" wp14:editId="21003B78">
             <wp:extent cx="3010320" cy="2238687"/>
@@ -1726,6 +1759,9 @@
         <w:jc w:val="center"/>
       </w:pPr>
       <w:r>
+        <w:rPr>
+          <w:noProof/>
+        </w:rPr>
         <w:lastRenderedPageBreak/>
         <w:drawing>
           <wp:inline distT="0" distB="0" distL="0" distR="0" wp14:anchorId="1BE70BB1" wp14:editId="179086FF">
@@ -1775,6 +1811,9 @@
         <w:jc w:val="center"/>
       </w:pPr>
       <w:r>
+        <w:rPr>
+          <w:noProof/>
+        </w:rPr>
         <w:drawing>
           <wp:inline distT="0" distB="0" distL="0" distR="0" wp14:anchorId="47409B06" wp14:editId="1488159E">
             <wp:extent cx="1552792" cy="2762636"/>
@@ -1818,6 +1857,9 @@
         <w:jc w:val="center"/>
       </w:pPr>
       <w:r>
+        <w:rPr>
+          <w:noProof/>
+        </w:rPr>
         <w:drawing>
           <wp:inline distT="0" distB="0" distL="0" distR="0" wp14:anchorId="15D76112" wp14:editId="02B3B3CE">
             <wp:extent cx="2210108" cy="619211"/>
@@ -1861,6 +1903,9 @@
         <w:jc w:val="center"/>
       </w:pPr>
       <w:r>
+        <w:rPr>
+          <w:noProof/>
+        </w:rPr>
         <w:drawing>
           <wp:inline distT="0" distB="0" distL="0" distR="0" wp14:anchorId="55E2A508" wp14:editId="72E1F6C6">
             <wp:extent cx="2962688" cy="3610479"/>
@@ -1929,10 +1974,7 @@
         <w:br/>
       </w:r>
       <w:r>
-        <w:t xml:space="preserve">В </w:t>
-      </w:r>
-      <w:r>
-        <w:t>представлении программы как совокупности объектов, каждый из которых является экземпляром определённого класса. Основные принципы: инкапсуляция, наследование</w:t>
+        <w:t>В представлении программы как совокупности объектов, каждый из которых является экземпляром определённого класса. Основные принципы: инкапсуляция, наследование</w:t>
       </w:r>
       <w:r>
         <w:t>, абстракция и полиморфизм</w:t>
@@ -7468,6 +7510,7 @@
   <w:style w:type="character" w:default="1" w:styleId="a1">
     <w:name w:val="Default Paragraph Font"/>
     <w:uiPriority w:val="1"/>
+    <w:semiHidden/>
     <w:unhideWhenUsed/>
   </w:style>
   <w:style w:type="table" w:default="1" w:styleId="a2">
